--- a/Samuel's Factorial Theoryms [Revised].docx
+++ b/Samuel's Factorial Theoryms [Revised].docx
@@ -231,7 +231,341 @@
             <m:naryPr>
               <m:chr m:val="∑"/>
               <m:limLoc m:val="undOvr"/>
-              <m:supHide m:val="1"/>
+              <m:ctrlPr>
+                <w:rPr>
+                  <w:rFonts w:ascii="Cambria Math" w:hAnsi="Cambria Math" w:cs="Times New Roman"/>
+                  <w:i/>
+                  <w:sz w:val="24"/>
+                  <w:szCs w:val="24"/>
+                </w:rPr>
+              </m:ctrlPr>
+            </m:naryPr>
+            <m:sub>
+              <m:d>
+                <m:dPr>
+                  <m:ctrlPr>
+                    <w:rPr>
+                      <w:rFonts w:ascii="Cambria Math" w:hAnsi="Cambria Math" w:cs="Times New Roman"/>
+                      <w:i/>
+                      <w:sz w:val="24"/>
+                      <w:szCs w:val="24"/>
+                    </w:rPr>
+                  </m:ctrlPr>
+                </m:dPr>
+                <m:e>
+                  <m:r>
+                    <w:rPr>
+                      <w:rFonts w:ascii="Cambria Math" w:hAnsi="Cambria Math" w:cs="Times New Roman"/>
+                      <w:sz w:val="24"/>
+                      <w:szCs w:val="24"/>
+                    </w:rPr>
+                    <m:t>r → ∞</m:t>
+                  </m:r>
+                </m:e>
+              </m:d>
+            </m:sub>
+            <m:sup>
+              <m:r>
+                <w:rPr>
+                  <w:rFonts w:ascii="Cambria Math" w:hAnsi="Cambria Math" w:cs="Times New Roman"/>
+                  <w:sz w:val="24"/>
+                  <w:szCs w:val="24"/>
+                </w:rPr>
+                <m:t>n</m:t>
+              </m:r>
+            </m:sup>
+            <m:e>
+              <m:r>
+                <w:rPr>
+                  <w:rFonts w:ascii="Cambria Math" w:hAnsi="Cambria Math" w:cs="Times New Roman"/>
+                  <w:sz w:val="24"/>
+                  <w:szCs w:val="24"/>
+                </w:rPr>
+                <m:t>x!</m:t>
+              </m:r>
+            </m:e>
+          </m:nary>
+          <m:r>
+            <w:rPr>
+              <w:rFonts w:ascii="Cambria Math" w:hAnsi="Cambria Math" w:cs="Times New Roman"/>
+              <w:sz w:val="24"/>
+              <w:szCs w:val="24"/>
+            </w:rPr>
+            <m:t xml:space="preserve"> = </m:t>
+          </m:r>
+          <m:nary>
+            <m:naryPr>
+              <m:chr m:val="∑"/>
+              <m:limLoc m:val="undOvr"/>
+              <m:ctrlPr>
+                <w:rPr>
+                  <w:rFonts w:ascii="Cambria Math" w:hAnsi="Cambria Math" w:cs="Times New Roman"/>
+                  <w:i/>
+                  <w:sz w:val="24"/>
+                  <w:szCs w:val="24"/>
+                </w:rPr>
+              </m:ctrlPr>
+            </m:naryPr>
+            <m:sub>
+              <m:d>
+                <m:dPr>
+                  <m:ctrlPr>
+                    <w:rPr>
+                      <w:rFonts w:ascii="Cambria Math" w:hAnsi="Cambria Math" w:cs="Times New Roman"/>
+                      <w:i/>
+                      <w:sz w:val="24"/>
+                      <w:szCs w:val="24"/>
+                    </w:rPr>
+                  </m:ctrlPr>
+                </m:dPr>
+                <m:e>
+                  <m:r>
+                    <w:rPr>
+                      <w:rFonts w:ascii="Cambria Math" w:hAnsi="Cambria Math" w:cs="Times New Roman"/>
+                      <w:sz w:val="24"/>
+                      <w:szCs w:val="24"/>
+                    </w:rPr>
+                    <m:t>r → ∞</m:t>
+                  </m:r>
+                </m:e>
+              </m:d>
+            </m:sub>
+            <m:sup>
+              <m:r>
+                <w:rPr>
+                  <w:rFonts w:ascii="Cambria Math" w:hAnsi="Cambria Math" w:cs="Times New Roman"/>
+                  <w:sz w:val="24"/>
+                  <w:szCs w:val="24"/>
+                </w:rPr>
+                <m:t>n</m:t>
+              </m:r>
+            </m:sup>
+            <m:e>
+              <m:d>
+                <m:dPr>
+                  <m:begChr m:val="{"/>
+                  <m:endChr m:val="}"/>
+                  <m:ctrlPr>
+                    <w:rPr>
+                      <w:rFonts w:ascii="Cambria Math" w:hAnsi="Cambria Math" w:cs="Times New Roman"/>
+                      <w:i/>
+                      <w:sz w:val="24"/>
+                      <w:szCs w:val="24"/>
+                    </w:rPr>
+                  </m:ctrlPr>
+                </m:dPr>
+                <m:e>
+                  <m:sSup>
+                    <m:sSupPr>
+                      <m:ctrlPr>
+                        <w:rPr>
+                          <w:rFonts w:ascii="Cambria Math" w:hAnsi="Cambria Math" w:cs="Times New Roman"/>
+                          <w:i/>
+                          <w:sz w:val="24"/>
+                          <w:szCs w:val="24"/>
+                        </w:rPr>
+                      </m:ctrlPr>
+                    </m:sSupPr>
+                    <m:e>
+                      <m:r>
+                        <w:rPr>
+                          <w:rFonts w:ascii="Cambria Math" w:hAnsi="Cambria Math" w:cs="Times New Roman"/>
+                          <w:sz w:val="24"/>
+                          <w:szCs w:val="24"/>
+                        </w:rPr>
+                        <m:t>x</m:t>
+                      </m:r>
+                    </m:e>
+                    <m:sup>
+                      <m:r>
+                        <w:rPr>
+                          <w:rFonts w:ascii="Cambria Math" w:hAnsi="Cambria Math" w:cs="Times New Roman"/>
+                          <w:sz w:val="24"/>
+                          <w:szCs w:val="24"/>
+                        </w:rPr>
+                        <m:t>n</m:t>
+                      </m:r>
+                    </m:sup>
+                  </m:sSup>
+                  <m:r>
+                    <w:rPr>
+                      <w:rFonts w:ascii="Cambria Math" w:hAnsi="Cambria Math" w:cs="Times New Roman"/>
+                      <w:sz w:val="24"/>
+                      <w:szCs w:val="24"/>
+                    </w:rPr>
+                    <m:t xml:space="preserve"> × </m:t>
+                  </m:r>
+                  <m:sSup>
+                    <m:sSupPr>
+                      <m:ctrlPr>
+                        <w:rPr>
+                          <w:rFonts w:ascii="Cambria Math" w:hAnsi="Cambria Math" w:cs="Times New Roman"/>
+                          <w:i/>
+                          <w:sz w:val="24"/>
+                          <w:szCs w:val="24"/>
+                        </w:rPr>
+                      </m:ctrlPr>
+                    </m:sSupPr>
+                    <m:e>
+                      <m:d>
+                        <m:dPr>
+                          <m:ctrlPr>
+                            <w:rPr>
+                              <w:rFonts w:ascii="Cambria Math" w:hAnsi="Cambria Math" w:cs="Times New Roman"/>
+                              <w:i/>
+                              <w:sz w:val="24"/>
+                              <w:szCs w:val="24"/>
+                            </w:rPr>
+                          </m:ctrlPr>
+                        </m:dPr>
+                        <m:e>
+                          <m:f>
+                            <m:fPr>
+                              <m:ctrlPr>
+                                <w:rPr>
+                                  <w:rFonts w:ascii="Cambria Math" w:hAnsi="Cambria Math" w:cs="Times New Roman"/>
+                                  <w:i/>
+                                  <w:sz w:val="24"/>
+                                  <w:szCs w:val="24"/>
+                                </w:rPr>
+                              </m:ctrlPr>
+                            </m:fPr>
+                            <m:num>
+                              <m:d>
+                                <m:dPr>
+                                  <m:ctrlPr>
+                                    <w:rPr>
+                                      <w:rFonts w:ascii="Cambria Math" w:hAnsi="Cambria Math" w:cs="Times New Roman"/>
+                                      <w:i/>
+                                      <w:sz w:val="24"/>
+                                      <w:szCs w:val="24"/>
+                                    </w:rPr>
+                                  </m:ctrlPr>
+                                </m:dPr>
+                                <m:e>
+                                  <m:r>
+                                    <w:rPr>
+                                      <w:rFonts w:ascii="Cambria Math" w:hAnsi="Cambria Math" w:cs="Times New Roman"/>
+                                      <w:sz w:val="24"/>
+                                      <w:szCs w:val="24"/>
+                                    </w:rPr>
+                                    <m:t>x- r</m:t>
+                                  </m:r>
+                                </m:e>
+                              </m:d>
+                            </m:num>
+                            <m:den>
+                              <m:sSup>
+                                <m:sSupPr>
+                                  <m:ctrlPr>
+                                    <w:rPr>
+                                      <w:rFonts w:ascii="Cambria Math" w:hAnsi="Cambria Math" w:cs="Times New Roman"/>
+                                      <w:i/>
+                                      <w:sz w:val="24"/>
+                                      <w:szCs w:val="24"/>
+                                    </w:rPr>
+                                  </m:ctrlPr>
+                                </m:sSupPr>
+                                <m:e>
+                                  <m:r>
+                                    <w:rPr>
+                                      <w:rFonts w:ascii="Cambria Math" w:hAnsi="Cambria Math" w:cs="Times New Roman"/>
+                                      <w:sz w:val="24"/>
+                                      <w:szCs w:val="24"/>
+                                    </w:rPr>
+                                    <m:t>x</m:t>
+                                  </m:r>
+                                </m:e>
+                                <m:sup>
+                                  <m:d>
+                                    <m:dPr>
+                                      <m:ctrlPr>
+                                        <w:rPr>
+                                          <w:rFonts w:ascii="Cambria Math" w:hAnsi="Cambria Math" w:cs="Times New Roman"/>
+                                          <w:i/>
+                                          <w:sz w:val="24"/>
+                                          <w:szCs w:val="24"/>
+                                        </w:rPr>
+                                      </m:ctrlPr>
+                                    </m:dPr>
+                                    <m:e>
+                                      <m:r>
+                                        <w:rPr>
+                                          <w:rFonts w:ascii="Cambria Math" w:hAnsi="Cambria Math" w:cs="Times New Roman"/>
+                                          <w:sz w:val="24"/>
+                                          <w:szCs w:val="24"/>
+                                        </w:rPr>
+                                        <m:t>n-r</m:t>
+                                      </m:r>
+                                    </m:e>
+                                  </m:d>
+                                </m:sup>
+                              </m:sSup>
+                            </m:den>
+                          </m:f>
+                        </m:e>
+                      </m:d>
+                    </m:e>
+                    <m:sup>
+                      <m:d>
+                        <m:dPr>
+                          <m:ctrlPr>
+                            <w:rPr>
+                              <w:rFonts w:ascii="Cambria Math" w:hAnsi="Cambria Math" w:cs="Times New Roman"/>
+                              <w:i/>
+                              <w:sz w:val="24"/>
+                              <w:szCs w:val="24"/>
+                            </w:rPr>
+                          </m:ctrlPr>
+                        </m:dPr>
+                        <m:e>
+                          <m:r>
+                            <w:rPr>
+                              <w:rFonts w:ascii="Cambria Math" w:hAnsi="Cambria Math" w:cs="Times New Roman"/>
+                              <w:sz w:val="24"/>
+                              <w:szCs w:val="24"/>
+                            </w:rPr>
+                            <m:t>n-r</m:t>
+                          </m:r>
+                        </m:e>
+                      </m:d>
+                    </m:sup>
+                  </m:sSup>
+                </m:e>
+              </m:d>
+            </m:e>
+          </m:nary>
+        </m:oMath>
+      </m:oMathPara>
+    </w:p>
+    <w:p>
+      <w:pPr>
+        <w:spacing w:line="360" w:lineRule="auto"/>
+        <w:jc w:val="center"/>
+        <w:rPr>
+          <w:rFonts w:ascii="Times New Roman" w:eastAsiaTheme="minorEastAsia" w:hAnsi="Times New Roman" w:cs="Times New Roman"/>
+          <w:sz w:val="24"/>
+          <w:szCs w:val="24"/>
+          <w:lang w:val="id-ID"/>
+        </w:rPr>
+      </w:pPr>
+    </w:p>
+    <w:p>
+      <w:pPr>
+        <w:spacing w:line="360" w:lineRule="auto"/>
+        <w:jc w:val="center"/>
+        <w:rPr>
+          <w:rFonts w:ascii="Times New Roman" w:hAnsi="Times New Roman" w:cs="Times New Roman"/>
+          <w:sz w:val="24"/>
+          <w:szCs w:val="24"/>
+        </w:rPr>
+      </w:pPr>
+      <m:oMathPara>
+        <m:oMath>
+          <m:nary>
+            <m:naryPr>
+              <m:chr m:val="∑"/>
+              <m:limLoc m:val="undOvr"/>
               <m:ctrlPr>
                 <w:rPr>
                   <w:rFonts w:ascii="Cambria Math" w:hAnsi="Cambria Math" w:cs="Times New Roman"/>
@@ -248,116 +582,28 @@
                   <w:sz w:val="24"/>
                   <w:szCs w:val="24"/>
                 </w:rPr>
-                <m:t>n</m:t>
+                <m:t>1</m:t>
               </m:r>
+            </m:sub>
+            <m:sup>
               <m:r>
                 <w:rPr>
                   <w:rFonts w:ascii="Cambria Math" w:hAnsi="Cambria Math" w:cs="Times New Roman"/>
                   <w:sz w:val="24"/>
                   <w:szCs w:val="24"/>
                 </w:rPr>
-                <m:t xml:space="preserve"> → </m:t>
+                <m:t>n</m:t>
               </m:r>
+            </m:sup>
+            <m:e>
               <m:r>
                 <w:rPr>
                   <w:rFonts w:ascii="Cambria Math" w:hAnsi="Cambria Math" w:cs="Times New Roman"/>
                   <w:sz w:val="24"/>
                   <w:szCs w:val="24"/>
                 </w:rPr>
-                <m:t>∞</m:t>
+                <m:t>x!</m:t>
               </m:r>
-            </m:sub>
-            <m:sup/>
-            <m:e>
-              <m:func>
-                <m:funcPr>
-                  <m:ctrlPr>
-                    <w:rPr>
-                      <w:rFonts w:ascii="Cambria Math" w:hAnsi="Cambria Math" w:cs="Times New Roman"/>
-                      <w:i/>
-                      <w:sz w:val="24"/>
-                      <w:szCs w:val="24"/>
-                    </w:rPr>
-                  </m:ctrlPr>
-                </m:funcPr>
-                <m:fName>
-                  <m:limLow>
-                    <m:limLowPr>
-                      <m:ctrlPr>
-                        <w:rPr>
-                          <w:rFonts w:ascii="Cambria Math" w:hAnsi="Cambria Math" w:cs="Times New Roman"/>
-                          <w:i/>
-                          <w:sz w:val="24"/>
-                          <w:szCs w:val="24"/>
-                        </w:rPr>
-                      </m:ctrlPr>
-                    </m:limLowPr>
-                    <m:e>
-                      <m:r>
-                        <m:rPr>
-                          <m:sty m:val="p"/>
-                        </m:rPr>
-                        <w:rPr>
-                          <w:rFonts w:ascii="Cambria Math" w:hAnsi="Cambria Math" w:cs="Times New Roman"/>
-                          <w:sz w:val="24"/>
-                          <w:szCs w:val="24"/>
-                        </w:rPr>
-                        <m:t>lim</m:t>
-                      </m:r>
-                    </m:e>
-                    <m:lim>
-                      <m:r>
-                        <w:rPr>
-                          <w:rFonts w:ascii="Cambria Math" w:hAnsi="Cambria Math" w:cs="Times New Roman"/>
-                          <w:sz w:val="24"/>
-                          <w:szCs w:val="24"/>
-                        </w:rPr>
-                        <m:t>n</m:t>
-                      </m:r>
-                      <m:r>
-                        <w:rPr>
-                          <w:rFonts w:ascii="Cambria Math" w:hAnsi="Cambria Math" w:cs="Times New Roman"/>
-                          <w:sz w:val="24"/>
-                          <w:szCs w:val="24"/>
-                        </w:rPr>
-                        <m:t xml:space="preserve"> → </m:t>
-                      </m:r>
-                      <m:r>
-                        <w:rPr>
-                          <w:rFonts w:ascii="Cambria Math" w:hAnsi="Cambria Math" w:cs="Times New Roman"/>
-                          <w:sz w:val="24"/>
-                          <w:szCs w:val="24"/>
-                        </w:rPr>
-                        <m:t>∞</m:t>
-                      </m:r>
-                    </m:lim>
-                  </m:limLow>
-                </m:fName>
-                <m:e>
-                  <m:d>
-                    <m:dPr>
-                      <m:ctrlPr>
-                        <w:rPr>
-                          <w:rFonts w:ascii="Cambria Math" w:hAnsi="Cambria Math" w:cs="Times New Roman"/>
-                          <w:i/>
-                          <w:sz w:val="24"/>
-                          <w:szCs w:val="24"/>
-                        </w:rPr>
-                      </m:ctrlPr>
-                    </m:dPr>
-                    <m:e>
-                      <m:r>
-                        <w:rPr>
-                          <w:rFonts w:ascii="Cambria Math" w:hAnsi="Cambria Math" w:cs="Times New Roman"/>
-                          <w:sz w:val="24"/>
-                          <w:szCs w:val="24"/>
-                        </w:rPr>
-                        <m:t>x!</m:t>
-                      </m:r>
-                    </m:e>
-                  </m:d>
-                </m:e>
-              </m:func>
             </m:e>
           </m:nary>
           <m:r>
@@ -366,13 +612,12 @@
               <w:sz w:val="24"/>
               <w:szCs w:val="24"/>
             </w:rPr>
-            <m:t xml:space="preserve">= </m:t>
+            <m:t xml:space="preserve"> = </m:t>
           </m:r>
           <m:nary>
             <m:naryPr>
               <m:chr m:val="∑"/>
               <m:limLoc m:val="undOvr"/>
-              <m:supHide m:val="1"/>
               <m:ctrlPr>
                 <w:rPr>
                   <w:rFonts w:ascii="Cambria Math" w:hAnsi="Cambria Math" w:cs="Times New Roman"/>
@@ -389,29 +634,24 @@
                   <w:sz w:val="24"/>
                   <w:szCs w:val="24"/>
                 </w:rPr>
-                <m:t>n</m:t>
+                <m:t>1</m:t>
               </m:r>
+            </m:sub>
+            <m:sup>
               <m:r>
                 <w:rPr>
                   <w:rFonts w:ascii="Cambria Math" w:hAnsi="Cambria Math" w:cs="Times New Roman"/>
                   <w:sz w:val="24"/>
                   <w:szCs w:val="24"/>
                 </w:rPr>
-                <m:t xml:space="preserve"> → </m:t>
+                <m:t>n</m:t>
               </m:r>
-              <m:r>
-                <w:rPr>
-                  <w:rFonts w:ascii="Cambria Math" w:hAnsi="Cambria Math" w:cs="Times New Roman"/>
-                  <w:sz w:val="24"/>
-                  <w:szCs w:val="24"/>
-                </w:rPr>
-                <m:t>∞</m:t>
-              </m:r>
-            </m:sub>
-            <m:sup/>
+            </m:sup>
             <m:e>
-              <m:func>
-                <m:funcPr>
+              <m:d>
+                <m:dPr>
+                  <m:begChr m:val="{"/>
+                  <m:endChr m:val="}"/>
                   <m:ctrlPr>
                     <w:rPr>
                       <w:rFonts w:ascii="Cambria Math" w:hAnsi="Cambria Math" w:cs="Times New Roman"/>
@@ -420,10 +660,10 @@
                       <w:szCs w:val="24"/>
                     </w:rPr>
                   </m:ctrlPr>
-                </m:funcPr>
-                <m:fName>
-                  <m:limLow>
-                    <m:limLowPr>
+                </m:dPr>
+                <m:e>
+                  <m:sSup>
+                    <m:sSupPr>
                       <m:ctrlPr>
                         <w:rPr>
                           <w:rFonts w:ascii="Cambria Math" w:hAnsi="Cambria Math" w:cs="Times New Roman"/>
@@ -432,21 +672,18 @@
                           <w:szCs w:val="24"/>
                         </w:rPr>
                       </m:ctrlPr>
-                    </m:limLowPr>
+                    </m:sSupPr>
                     <m:e>
                       <m:r>
-                        <m:rPr>
-                          <m:sty m:val="p"/>
-                        </m:rPr>
                         <w:rPr>
                           <w:rFonts w:ascii="Cambria Math" w:hAnsi="Cambria Math" w:cs="Times New Roman"/>
                           <w:sz w:val="24"/>
                           <w:szCs w:val="24"/>
                         </w:rPr>
-                        <m:t>lim</m:t>
+                        <m:t>x</m:t>
                       </m:r>
                     </m:e>
-                    <m:lim>
+                    <m:sup>
                       <m:r>
                         <w:rPr>
                           <w:rFonts w:ascii="Cambria Math" w:hAnsi="Cambria Math" w:cs="Times New Roman"/>
@@ -455,28 +692,18 @@
                         </w:rPr>
                         <m:t>n</m:t>
                       </m:r>
-                      <m:r>
-                        <w:rPr>
-                          <w:rFonts w:ascii="Cambria Math" w:hAnsi="Cambria Math" w:cs="Times New Roman"/>
-                          <w:sz w:val="24"/>
-                          <w:szCs w:val="24"/>
-                        </w:rPr>
-                        <m:t xml:space="preserve"> → </m:t>
-                      </m:r>
-                      <m:r>
-                        <w:rPr>
-                          <w:rFonts w:ascii="Cambria Math" w:hAnsi="Cambria Math" w:cs="Times New Roman"/>
-                          <w:sz w:val="24"/>
-                          <w:szCs w:val="24"/>
-                        </w:rPr>
-                        <m:t>∞</m:t>
-                      </m:r>
-                    </m:lim>
-                  </m:limLow>
-                </m:fName>
-                <m:e>
-                  <m:d>
-                    <m:dPr>
+                    </m:sup>
+                  </m:sSup>
+                  <m:r>
+                    <w:rPr>
+                      <w:rFonts w:ascii="Cambria Math" w:hAnsi="Cambria Math" w:cs="Times New Roman"/>
+                      <w:sz w:val="24"/>
+                      <w:szCs w:val="24"/>
+                    </w:rPr>
+                    <m:t xml:space="preserve"> × </m:t>
+                  </m:r>
+                  <m:sSup>
+                    <m:sSupPr>
                       <m:ctrlPr>
                         <w:rPr>
                           <w:rFonts w:ascii="Cambria Math" w:hAnsi="Cambria Math" w:cs="Times New Roman"/>
@@ -485,10 +712,10 @@
                           <w:szCs w:val="24"/>
                         </w:rPr>
                       </m:ctrlPr>
-                    </m:dPr>
+                    </m:sSupPr>
                     <m:e>
-                      <m:f>
-                        <m:fPr>
+                      <m:d>
+                        <m:dPr>
                           <m:ctrlPr>
                             <w:rPr>
                               <w:rFonts w:ascii="Cambria Math" w:hAnsi="Cambria Math" w:cs="Times New Roman"/>
@@ -497,11 +724,10 @@
                               <w:szCs w:val="24"/>
                             </w:rPr>
                           </m:ctrlPr>
-                        </m:fPr>
-                        <m:num>
-                          <m:box>
-                            <m:boxPr>
-                              <m:diff m:val="1"/>
+                        </m:dPr>
+                        <m:e>
+                          <m:f>
+                            <m:fPr>
                               <m:ctrlPr>
                                 <w:rPr>
                                   <w:rFonts w:ascii="Cambria Math" w:hAnsi="Cambria Math" w:cs="Times New Roman"/>
@@ -510,72 +736,37 @@
                                   <w:szCs w:val="24"/>
                                 </w:rPr>
                               </m:ctrlPr>
-                            </m:boxPr>
-                            <m:e>
-                              <m:r>
-                                <w:rPr>
-                                  <w:rFonts w:ascii="Cambria Math" w:hAnsi="Cambria Math" w:cs="Times New Roman"/>
-                                  <w:sz w:val="24"/>
-                                  <w:szCs w:val="24"/>
-                                </w:rPr>
-                                <m:t>dx</m:t>
-                              </m:r>
-                            </m:e>
-                          </m:box>
-                        </m:num>
-                        <m:den>
-                          <m:r>
-                            <w:rPr>
-                              <w:rFonts w:ascii="Cambria Math" w:hAnsi="Cambria Math" w:cs="Times New Roman"/>
-                              <w:sz w:val="24"/>
-                              <w:szCs w:val="24"/>
-                            </w:rPr>
-                            <m:t>dt</m:t>
-                          </m:r>
-                        </m:den>
-                      </m:f>
-                      <m:r>
-                        <w:rPr>
-                          <w:rFonts w:ascii="Cambria Math" w:eastAsiaTheme="minorEastAsia" w:hAnsi="Cambria Math" w:cs="Times New Roman"/>
-                          <w:sz w:val="24"/>
-                          <w:szCs w:val="24"/>
-                        </w:rPr>
-                        <m:t xml:space="preserve"> x- </m:t>
-                      </m:r>
-                      <m:nary>
-                        <m:naryPr>
-                          <m:limLoc m:val="undOvr"/>
-                          <m:subHide m:val="1"/>
-                          <m:supHide m:val="1"/>
-                          <m:ctrlPr>
-                            <w:rPr>
-                              <w:rFonts w:ascii="Cambria Math" w:eastAsiaTheme="minorEastAsia" w:hAnsi="Cambria Math" w:cs="Times New Roman"/>
-                              <w:i/>
-                              <w:sz w:val="24"/>
-                              <w:szCs w:val="24"/>
-                            </w:rPr>
-                          </m:ctrlPr>
-                        </m:naryPr>
-                        <m:sub/>
-                        <m:sup/>
-                        <m:e>
-                          <m:d>
-                            <m:dPr>
-                              <m:ctrlPr>
-                                <w:rPr>
-                                  <w:rFonts w:ascii="Cambria Math" w:eastAsiaTheme="minorEastAsia" w:hAnsi="Cambria Math" w:cs="Times New Roman"/>
-                                  <w:i/>
-                                  <w:sz w:val="24"/>
-                                  <w:szCs w:val="24"/>
-                                </w:rPr>
-                              </m:ctrlPr>
-                            </m:dPr>
-                            <m:e>
+                            </m:fPr>
+                            <m:num>
+                              <m:d>
+                                <m:dPr>
+                                  <m:ctrlPr>
+                                    <w:rPr>
+                                      <w:rFonts w:ascii="Cambria Math" w:hAnsi="Cambria Math" w:cs="Times New Roman"/>
+                                      <w:i/>
+                                      <w:sz w:val="24"/>
+                                      <w:szCs w:val="24"/>
+                                    </w:rPr>
+                                  </m:ctrlPr>
+                                </m:dPr>
+                                <m:e>
+                                  <m:r>
+                                    <w:rPr>
+                                      <w:rFonts w:ascii="Cambria Math" w:hAnsi="Cambria Math" w:cs="Times New Roman"/>
+                                      <w:sz w:val="24"/>
+                                      <w:szCs w:val="24"/>
+                                    </w:rPr>
+                                    <m:t>x- 1</m:t>
+                                  </m:r>
+                                </m:e>
+                              </m:d>
+                            </m:num>
+                            <m:den>
                               <m:sSup>
                                 <m:sSupPr>
                                   <m:ctrlPr>
                                     <w:rPr>
-                                      <w:rFonts w:ascii="Cambria Math" w:eastAsiaTheme="minorEastAsia" w:hAnsi="Cambria Math" w:cs="Times New Roman"/>
+                                      <w:rFonts w:ascii="Cambria Math" w:hAnsi="Cambria Math" w:cs="Times New Roman"/>
                                       <w:i/>
                                       <w:sz w:val="24"/>
                                       <w:szCs w:val="24"/>
@@ -585,7 +776,7 @@
                                 <m:e>
                                   <m:r>
                                     <w:rPr>
-                                      <w:rFonts w:ascii="Cambria Math" w:eastAsiaTheme="minorEastAsia" w:hAnsi="Cambria Math" w:cs="Times New Roman"/>
+                                      <w:rFonts w:ascii="Cambria Math" w:hAnsi="Cambria Math" w:cs="Times New Roman"/>
                                       <w:sz w:val="24"/>
                                       <w:szCs w:val="24"/>
                                     </w:rPr>
@@ -593,28 +784,77 @@
                                   </m:r>
                                 </m:e>
                                 <m:sup>
-                                  <m:r>
-                                    <w:rPr>
-                                      <w:rFonts w:ascii="Cambria Math" w:eastAsiaTheme="minorEastAsia" w:hAnsi="Cambria Math" w:cs="Times New Roman"/>
-                                      <w:sz w:val="24"/>
-                                      <w:szCs w:val="24"/>
-                                    </w:rPr>
-                                    <m:t>n</m:t>
-                                  </m:r>
+                                  <m:d>
+                                    <m:dPr>
+                                      <m:ctrlPr>
+                                        <w:rPr>
+                                          <w:rFonts w:ascii="Cambria Math" w:hAnsi="Cambria Math" w:cs="Times New Roman"/>
+                                          <w:i/>
+                                          <w:sz w:val="24"/>
+                                          <w:szCs w:val="24"/>
+                                        </w:rPr>
+                                      </m:ctrlPr>
+                                    </m:dPr>
+                                    <m:e>
+                                      <m:r>
+                                        <w:rPr>
+                                          <w:rFonts w:ascii="Cambria Math" w:hAnsi="Cambria Math" w:cs="Times New Roman"/>
+                                          <w:sz w:val="24"/>
+                                          <w:szCs w:val="24"/>
+                                        </w:rPr>
+                                        <m:t>n-1</m:t>
+                                      </m:r>
+                                    </m:e>
+                                  </m:d>
                                 </m:sup>
                               </m:sSup>
-                            </m:e>
-                          </m:d>
+                            </m:den>
+                          </m:f>
                         </m:e>
-                      </m:nary>
+                      </m:d>
                     </m:e>
-                  </m:d>
+                    <m:sup>
+                      <m:d>
+                        <m:dPr>
+                          <m:ctrlPr>
+                            <w:rPr>
+                              <w:rFonts w:ascii="Cambria Math" w:hAnsi="Cambria Math" w:cs="Times New Roman"/>
+                              <w:i/>
+                              <w:sz w:val="24"/>
+                              <w:szCs w:val="24"/>
+                            </w:rPr>
+                          </m:ctrlPr>
+                        </m:dPr>
+                        <m:e>
+                          <m:r>
+                            <w:rPr>
+                              <w:rFonts w:ascii="Cambria Math" w:hAnsi="Cambria Math" w:cs="Times New Roman"/>
+                              <w:sz w:val="24"/>
+                              <w:szCs w:val="24"/>
+                            </w:rPr>
+                            <m:t>n-1</m:t>
+                          </m:r>
+                        </m:e>
+                      </m:d>
+                    </m:sup>
+                  </m:sSup>
                 </m:e>
-              </m:func>
+              </m:d>
             </m:e>
           </m:nary>
         </m:oMath>
       </m:oMathPara>
+    </w:p>
+    <w:p>
+      <w:pPr>
+        <w:spacing w:line="360" w:lineRule="auto"/>
+        <w:jc w:val="center"/>
+        <w:rPr>
+          <w:rFonts w:ascii="Times New Roman" w:hAnsi="Times New Roman" w:cs="Times New Roman"/>
+          <w:sz w:val="24"/>
+          <w:szCs w:val="24"/>
+        </w:rPr>
+      </w:pPr>
     </w:p>
     <w:sectPr>
       <w:pgSz w:w="11906" w:h="16838" w:code="9"/>
